--- a/flow/20230927_hours/drafts/2024-05-g/06.05.docx
+++ b/flow/20230927_hours/drafts/2024-05-g/06.05.docx
@@ -1967,38 +1967,18 @@
         <w:rPr>
           <w:rFonts w:ascii="Times New Roman" w:hAnsi="Times New Roman"/>
           <w:i/>
-          <w:color w:val="FF0000"/>
-          <w:sz w:val="24"/>
-        </w:rPr>
-        <w:t>Кондак (г. 8):</w:t>
-      </w:r>
-      <w:r>
-        <w:rPr>
-          <w:rFonts w:ascii="Times New Roman" w:hAnsi="Times New Roman"/>
-          <w:sz w:val="24"/>
-        </w:rPr>
-        <w:t xml:space="preserve"> Як істинний і праведний,* побожний, непорочний і освячений явився ти, Преславний,* справжнім Божим угодником.* У своєму терпінні світ просвітив ти,* вельми терпеливий і сміливий.* Тому, </w:t>
-      </w:r>
-      <w:r>
-        <w:rPr>
-          <w:rFonts w:ascii="Times New Roman" w:hAnsi="Times New Roman"/>
-          <w:sz w:val="24"/>
-        </w:rPr>
-        <w:t>Б</w:t>
-      </w:r>
-      <w:r>
-        <w:rPr>
-          <w:rFonts w:ascii="Times New Roman" w:hAnsi="Times New Roman"/>
-          <w:sz w:val="24"/>
-        </w:rPr>
-        <w:t>огомудрий</w:t>
-      </w:r>
-      <w:r>
-        <w:rPr>
-          <w:rFonts w:ascii="Times New Roman" w:hAnsi="Times New Roman"/>
-          <w:sz w:val="24"/>
-        </w:rPr>
-        <w:t>, всі ми звеличуємо твою пам'ять.</w:t>
+          <w:color w:val="FF4400"/>
+          <w:sz w:val="24"/>
+        </w:rPr>
+        <w:t>Кондак (г. 3):</w:t>
+      </w:r>
+      <w:r>
+        <w:rPr>
+          <w:rFonts w:ascii="Times New Roman" w:hAnsi="Times New Roman"/>
+          <w:color w:val="333333"/>
+          <w:sz w:val="24"/>
+        </w:rPr>
+        <w:t xml:space="preserve"> Душу мою, Господи, у гріхах всіляких і безглуздими діяннями тяжко розслаблену,* воздвигни божественним Твоїм заступництвом,* як і розслабленого воздвигнув Ти древньо,* щоб я кликав до Тебе, спасаючись:* Слава, Христе, владі Твоїй.</w:t>
       </w:r>
     </w:p>
     <w:p>
@@ -7631,38 +7611,18 @@
         <w:rPr>
           <w:rFonts w:ascii="Times New Roman" w:hAnsi="Times New Roman"/>
           <w:i/>
-          <w:color w:val="FF0000"/>
-          <w:sz w:val="24"/>
-        </w:rPr>
-        <w:t>Кондак (г. 8):</w:t>
-      </w:r>
-      <w:r>
-        <w:rPr>
-          <w:rFonts w:ascii="Times New Roman" w:hAnsi="Times New Roman"/>
-          <w:sz w:val="24"/>
-        </w:rPr>
-        <w:t xml:space="preserve"> Як істинний і праведний,* побожний, непорочний і освячений явився ти, Преславний,* справжнім Божим угодником.* У своєму терпінні світ просвітив ти,* вельми терпеливий і сміливий.* Тому, </w:t>
-      </w:r>
-      <w:r>
-        <w:rPr>
-          <w:rFonts w:ascii="Times New Roman" w:hAnsi="Times New Roman"/>
-          <w:sz w:val="24"/>
-        </w:rPr>
-        <w:t>Б</w:t>
-      </w:r>
-      <w:r>
-        <w:rPr>
-          <w:rFonts w:ascii="Times New Roman" w:hAnsi="Times New Roman"/>
-          <w:sz w:val="24"/>
-        </w:rPr>
-        <w:t>огомудрий</w:t>
-      </w:r>
-      <w:r>
-        <w:rPr>
-          <w:rFonts w:ascii="Times New Roman" w:hAnsi="Times New Roman"/>
-          <w:sz w:val="24"/>
-        </w:rPr>
-        <w:t>, всі ми звеличуємо твою пам'ять.</w:t>
+          <w:color w:val="FF4400"/>
+          <w:sz w:val="24"/>
+        </w:rPr>
+        <w:t>Кондак (г. 3):</w:t>
+      </w:r>
+      <w:r>
+        <w:rPr>
+          <w:rFonts w:ascii="Times New Roman" w:hAnsi="Times New Roman"/>
+          <w:color w:val="333333"/>
+          <w:sz w:val="24"/>
+        </w:rPr>
+        <w:t xml:space="preserve"> Душу мою, Господи, у гріхах всіляких і безглуздими діяннями тяжко розслаблену,* воздвигни божественним Твоїм заступництвом,* як і розслабленого воздвигнув Ти древньо,* щоб я кликав до Тебе, спасаючись:* Слава, Христе, владі Твоїй.</w:t>
       </w:r>
     </w:p>
     <w:p>
